--- a/tools/chant/templates/vu-word-template.docx
+++ b/tools/chant/templates/vu-word-template.docx
@@ -443,7 +443,7 @@
     <w:pPr>
       <w:keepNext/>
       <w:keepLines/>
-      <w:spacing w:after="0"/>
+      <w:spacing w:after="120"/>
       <w:outlineLvl w:val="1"/>
     </w:pPr>
     <w:rPr>
@@ -654,7 +654,7 @@
     <w:pPr>
       <w:keepNext/>
       <w:spacing w:after="0" w:line="480" w:lineRule="exact"/>
-      <w:ind w:left="284" w:right="-276" w:hanging="284"/>
+      <w:ind w:left="284" w:right="-284" w:hanging="284"/>
     </w:pPr>
     <w:rPr>
       <w:rFonts w:ascii="Arial" w:hAnsi="Arial" w:cs="Arial"/>
@@ -691,7 +691,7 @@
     <w:qFormat/>
     <w:rsid w:val="009F68B6"/>
     <w:rPr>
-      <w:bdr w:val="single" w:sz="12" w:space="0" w:color="538135" w:themeColor="accent6" w:themeShade="BF"/>
+      <w:bdr w:val="single" w:sz="8" w:space="0" w:color="538135" w:themeColor="accent6" w:themeShade="BF"/>
     </w:rPr>
   </w:style>
   <w:style w:type="character" w:customStyle="1" w:styleId="Anusvara">
